--- a/抽離教學_數學/初三數學/IEP第8-9點_初三數學_26-27下學期_融合班通用草稿.docx
+++ b/抽離教學_數學/初三數學/IEP第8-9點_初三數學_26-27下學期_融合班通用草稿.docx
@@ -1490,16 +1490,13 @@
               <w:rPr>
                 <w:rFonts w:hint="eastAsia"/>
               </w:rPr>
-              <w:t xml:space="preserve">2026/09 </w:t>
-            </w:r>
-            <w:r>
-              <w:t>–</w:t>
-            </w:r>
+              <w:t>2026/09 – 2027/06</w:t>
+            </w:r>
+            <w:r/>
             <w:r>
               <w:rPr>
                 <w:rFonts w:hint="eastAsia"/>
               </w:rPr>
-              <w:t xml:space="preserve"> 2027/07</w:t>
             </w:r>
           </w:p>
         </w:tc>
@@ -7053,16 +7050,13 @@
               <w:rPr>
                 <w:rFonts w:hint="eastAsia"/>
               </w:rPr>
-              <w:t xml:space="preserve">2027/02 </w:t>
-            </w:r>
-            <w:r>
-              <w:t>–</w:t>
-            </w:r>
+              <w:t>2027/01 – 2027/02</w:t>
+            </w:r>
+            <w:r/>
             <w:r>
               <w:rPr>
                 <w:rFonts w:hint="eastAsia"/>
               </w:rPr>
-              <w:t xml:space="preserve"> 2027/02</w:t>
             </w:r>
           </w:p>
         </w:tc>
@@ -7513,16 +7507,13 @@
               <w:rPr>
                 <w:rFonts w:hint="eastAsia"/>
               </w:rPr>
-              <w:t xml:space="preserve">2027/03 </w:t>
-            </w:r>
-            <w:r>
-              <w:t>–</w:t>
-            </w:r>
+              <w:t>2027/02 – 2027/03</w:t>
+            </w:r>
+            <w:r/>
             <w:r>
               <w:rPr>
                 <w:rFonts w:hint="eastAsia"/>
               </w:rPr>
-              <w:t xml:space="preserve"> 2027/03</w:t>
             </w:r>
           </w:p>
         </w:tc>
@@ -7659,16 +7650,13 @@
               <w:rPr>
                 <w:rFonts w:hint="eastAsia"/>
               </w:rPr>
-              <w:t xml:space="preserve">2027/03 </w:t>
-            </w:r>
-            <w:r>
-              <w:t>–</w:t>
-            </w:r>
+              <w:t>2027/02 – 2027/03</w:t>
+            </w:r>
+            <w:r/>
             <w:r>
               <w:rPr>
                 <w:rFonts w:hint="eastAsia"/>
               </w:rPr>
-              <w:t xml:space="preserve"> 2027/03</w:t>
             </w:r>
           </w:p>
         </w:tc>
@@ -7799,22 +7787,18 @@
               <w:rPr>
                 <w:rFonts w:hint="eastAsia"/>
               </w:rPr>
-              <w:t xml:space="preserve">2027/03 </w:t>
-            </w:r>
-            <w:r>
-              <w:t>–</w:t>
-            </w:r>
+              <w:t>2027/03 – 2027/03</w:t>
+            </w:r>
+            <w:r/>
             <w:r>
               <w:rPr>
                 <w:rFonts w:hint="eastAsia"/>
               </w:rPr>
-              <w:t xml:space="preserve"> 2027/0</w:t>
             </w:r>
             <w:r>
               <w:rPr>
                 <w:rFonts w:hint="eastAsia"/>
               </w:rPr>
-              <w:t>4</w:t>
             </w:r>
           </w:p>
         </w:tc>
@@ -7944,28 +7928,23 @@
               <w:rPr>
                 <w:rFonts w:hint="eastAsia"/>
               </w:rPr>
-              <w:t>2027/</w:t>
+              <w:t>2027/03 – 2027/03</w:t>
             </w:r>
             <w:r>
               <w:rPr>
                 <w:rFonts w:hint="eastAsia"/>
               </w:rPr>
-              <w:t>04</w:t>
-            </w:r>
-            <w:r>
-              <w:t>–</w:t>
-            </w:r>
+            </w:r>
+            <w:r/>
             <w:r>
               <w:rPr>
                 <w:rFonts w:hint="eastAsia"/>
               </w:rPr>
-              <w:t xml:space="preserve"> 2027/0</w:t>
             </w:r>
             <w:r>
               <w:rPr>
                 <w:rFonts w:hint="eastAsia"/>
               </w:rPr>
-              <w:t>4</w:t>
             </w:r>
           </w:p>
         </w:tc>
@@ -8095,34 +8074,28 @@
               <w:rPr>
                 <w:rFonts w:hint="eastAsia"/>
               </w:rPr>
-              <w:t>2027/0</w:t>
+              <w:t>2027/03 – 2027/04</w:t>
             </w:r>
             <w:r>
               <w:rPr>
                 <w:rFonts w:hint="eastAsia"/>
               </w:rPr>
-              <w:t>4</w:t>
             </w:r>
             <w:r>
               <w:rPr>
                 <w:rFonts w:hint="eastAsia"/>
               </w:rPr>
-              <w:t xml:space="preserve"> </w:t>
-            </w:r>
-            <w:r>
-              <w:t>–</w:t>
-            </w:r>
+            </w:r>
+            <w:r/>
             <w:r>
               <w:rPr>
                 <w:rFonts w:hint="eastAsia"/>
               </w:rPr>
-              <w:t xml:space="preserve"> 2027/0</w:t>
             </w:r>
             <w:r>
               <w:rPr>
                 <w:rFonts w:hint="eastAsia"/>
               </w:rPr>
-              <w:t>4</w:t>
             </w:r>
           </w:p>
         </w:tc>
@@ -8259,34 +8232,28 @@
               <w:rPr>
                 <w:rFonts w:hint="eastAsia"/>
               </w:rPr>
-              <w:t>2027/0</w:t>
+              <w:t>2027/03 – 2027/04</w:t>
             </w:r>
             <w:r>
               <w:rPr>
                 <w:rFonts w:hint="eastAsia"/>
               </w:rPr>
-              <w:t>4</w:t>
             </w:r>
             <w:r>
               <w:rPr>
                 <w:rFonts w:hint="eastAsia"/>
               </w:rPr>
-              <w:t xml:space="preserve"> </w:t>
-            </w:r>
-            <w:r>
-              <w:t>–</w:t>
-            </w:r>
+            </w:r>
+            <w:r/>
             <w:r>
               <w:rPr>
                 <w:rFonts w:hint="eastAsia"/>
               </w:rPr>
-              <w:t xml:space="preserve"> 2027/0</w:t>
             </w:r>
             <w:r>
               <w:rPr>
                 <w:rFonts w:hint="eastAsia"/>
               </w:rPr>
-              <w:t>4</w:t>
             </w:r>
           </w:p>
         </w:tc>
@@ -8416,34 +8383,28 @@
               <w:rPr>
                 <w:rFonts w:hint="eastAsia"/>
               </w:rPr>
-              <w:t>2027/0</w:t>
+              <w:t>2027/03 – 2027/04</w:t>
             </w:r>
             <w:r>
               <w:rPr>
                 <w:rFonts w:hint="eastAsia"/>
               </w:rPr>
-              <w:t>4</w:t>
             </w:r>
             <w:r>
               <w:rPr>
                 <w:rFonts w:hint="eastAsia"/>
               </w:rPr>
-              <w:t xml:space="preserve"> </w:t>
-            </w:r>
-            <w:r>
-              <w:t>–</w:t>
-            </w:r>
+            </w:r>
+            <w:r/>
             <w:r>
               <w:rPr>
                 <w:rFonts w:hint="eastAsia"/>
               </w:rPr>
-              <w:t xml:space="preserve"> 2027/0</w:t>
             </w:r>
             <w:r>
               <w:rPr>
                 <w:rFonts w:hint="eastAsia"/>
               </w:rPr>
-              <w:t>4</w:t>
             </w:r>
           </w:p>
         </w:tc>
@@ -8580,34 +8541,28 @@
               <w:rPr>
                 <w:rFonts w:hint="eastAsia"/>
               </w:rPr>
-              <w:t>2027/0</w:t>
+              <w:t>2027/04 – 2027/05</w:t>
             </w:r>
             <w:r>
               <w:rPr>
                 <w:rFonts w:hint="eastAsia"/>
               </w:rPr>
-              <w:t>5</w:t>
             </w:r>
             <w:r>
               <w:rPr>
                 <w:rFonts w:hint="eastAsia"/>
               </w:rPr>
-              <w:t xml:space="preserve"> </w:t>
-            </w:r>
-            <w:r>
-              <w:t>–</w:t>
-            </w:r>
+            </w:r>
+            <w:r/>
             <w:r>
               <w:rPr>
                 <w:rFonts w:hint="eastAsia"/>
               </w:rPr>
-              <w:t xml:space="preserve"> 2027/0</w:t>
             </w:r>
             <w:r>
               <w:rPr>
                 <w:rFonts w:hint="eastAsia"/>
               </w:rPr>
-              <w:t>5</w:t>
             </w:r>
           </w:p>
         </w:tc>
@@ -8786,34 +8741,28 @@
               <w:rPr>
                 <w:rFonts w:hint="eastAsia"/>
               </w:rPr>
-              <w:t>2027/</w:t>
+              <w:t>2027/04 – 2027/05</w:t>
             </w:r>
             <w:r>
               <w:rPr>
                 <w:rFonts w:hint="eastAsia"/>
               </w:rPr>
-              <w:t>05</w:t>
             </w:r>
             <w:r>
               <w:rPr>
                 <w:rFonts w:hint="eastAsia"/>
               </w:rPr>
-              <w:t xml:space="preserve"> </w:t>
-            </w:r>
-            <w:r>
-              <w:t>–</w:t>
-            </w:r>
+            </w:r>
+            <w:r/>
             <w:r>
               <w:rPr>
                 <w:rFonts w:hint="eastAsia"/>
               </w:rPr>
-              <w:t xml:space="preserve"> 2027/0</w:t>
             </w:r>
             <w:r>
               <w:rPr>
                 <w:rFonts w:hint="eastAsia"/>
               </w:rPr>
-              <w:t>5</w:t>
             </w:r>
           </w:p>
         </w:tc>
@@ -8950,34 +8899,28 @@
               <w:rPr>
                 <w:rFonts w:hint="eastAsia"/>
               </w:rPr>
-              <w:t>2027/0</w:t>
+              <w:t>2027/05 – 2027/06</w:t>
             </w:r>
             <w:r>
               <w:rPr>
                 <w:rFonts w:hint="eastAsia"/>
               </w:rPr>
-              <w:t>5</w:t>
             </w:r>
             <w:r>
               <w:rPr>
                 <w:rFonts w:hint="eastAsia"/>
               </w:rPr>
-              <w:t xml:space="preserve"> </w:t>
-            </w:r>
-            <w:r>
-              <w:t>–</w:t>
-            </w:r>
+            </w:r>
+            <w:r/>
             <w:r>
               <w:rPr>
                 <w:rFonts w:hint="eastAsia"/>
               </w:rPr>
-              <w:t xml:space="preserve"> 2027/0</w:t>
             </w:r>
             <w:r>
               <w:rPr>
                 <w:rFonts w:hint="eastAsia"/>
               </w:rPr>
-              <w:t>5</w:t>
             </w:r>
           </w:p>
         </w:tc>
@@ -9121,28 +9064,23 @@
               <w:rPr>
                 <w:rFonts w:hint="eastAsia"/>
               </w:rPr>
-              <w:t>2027/0</w:t>
+              <w:t>2027/05 – 2027/06</w:t>
             </w:r>
             <w:r>
               <w:rPr>
                 <w:rFonts w:hint="eastAsia"/>
               </w:rPr>
-              <w:t xml:space="preserve">5 </w:t>
-            </w:r>
-            <w:r>
-              <w:t>–</w:t>
-            </w:r>
+            </w:r>
+            <w:r/>
             <w:r>
               <w:rPr>
                 <w:rFonts w:hint="eastAsia"/>
               </w:rPr>
-              <w:t xml:space="preserve"> 2027/0</w:t>
             </w:r>
             <w:r>
               <w:rPr>
                 <w:rFonts w:hint="eastAsia"/>
               </w:rPr>
-              <w:t>5</w:t>
             </w:r>
           </w:p>
         </w:tc>
@@ -9272,34 +9210,28 @@
               <w:rPr>
                 <w:rFonts w:hint="eastAsia"/>
               </w:rPr>
-              <w:t>2027/0</w:t>
+              <w:t>2027/05 – 2027/06</w:t>
             </w:r>
             <w:r>
               <w:rPr>
                 <w:rFonts w:hint="eastAsia"/>
               </w:rPr>
-              <w:t>6</w:t>
             </w:r>
             <w:r>
               <w:rPr>
                 <w:rFonts w:hint="eastAsia"/>
               </w:rPr>
-              <w:t xml:space="preserve"> </w:t>
-            </w:r>
-            <w:r>
-              <w:t>–</w:t>
-            </w:r>
+            </w:r>
+            <w:r/>
             <w:r>
               <w:rPr>
                 <w:rFonts w:hint="eastAsia"/>
               </w:rPr>
-              <w:t xml:space="preserve"> 2027/0</w:t>
             </w:r>
             <w:r>
               <w:rPr>
                 <w:rFonts w:hint="eastAsia"/>
               </w:rPr>
-              <w:t>6</w:t>
             </w:r>
           </w:p>
         </w:tc>
@@ -9429,34 +9361,28 @@
               <w:rPr>
                 <w:rFonts w:hint="eastAsia"/>
               </w:rPr>
-              <w:t>2027/0</w:t>
+              <w:t>2027/05 – 2027/06</w:t>
             </w:r>
             <w:r>
               <w:rPr>
                 <w:rFonts w:hint="eastAsia"/>
               </w:rPr>
-              <w:t>6</w:t>
             </w:r>
             <w:r>
               <w:rPr>
                 <w:rFonts w:hint="eastAsia"/>
               </w:rPr>
-              <w:t xml:space="preserve"> </w:t>
-            </w:r>
-            <w:r>
-              <w:t>–</w:t>
-            </w:r>
+            </w:r>
+            <w:r/>
             <w:r>
               <w:rPr>
                 <w:rFonts w:hint="eastAsia"/>
               </w:rPr>
-              <w:t xml:space="preserve"> 2027/0</w:t>
             </w:r>
             <w:r>
               <w:rPr>
                 <w:rFonts w:hint="eastAsia"/>
               </w:rPr>
-              <w:t>6</w:t>
             </w:r>
           </w:p>
         </w:tc>
